--- a/data/exports/gravitation_revision_notes.docx
+++ b/data/exports/gravitation_revision_notes.docx
@@ -189,7 +189,7 @@
                 <w:color w:val="2D3748"/>
                 <w:sz w:val="19"/>
               </w:rPr>
-              <w:t>Gravitation - Core Application</w:t>
+              <w:t>Gravitational Field &amp; Potential</w:t>
             </w:r>
           </w:p>
         </w:tc>
@@ -209,7 +209,7 @@
               <w:rPr>
                 <w:sz w:val="19"/>
               </w:rPr>
-              <w:t>208 PYQs</w:t>
+              <w:t>115 PYQs</w:t>
             </w:r>
           </w:p>
         </w:tc>
@@ -230,7 +230,94 @@
                 <w:color w:val="718096"/>
                 <w:sz w:val="19"/>
               </w:rPr>
-              <w:t>General Concept</w:t>
+              <w:t>Field &amp; Potential</w:t>
+            </w:r>
+          </w:p>
+        </w:tc>
+      </w:tr>
+      <w:tr>
+        <w:tc>
+          <w:tcPr>
+            <w:tcW w:type="dxa" w:w="2160"/>
+            <w:shd w:fill="FFFFFF"/>
+            <w:tcMar>
+              <w:top w:w="80" w:type="dxa"/>
+              <w:bottom w:w="80" w:type="dxa"/>
+              <w:left w:w="150" w:type="dxa"/>
+              <w:right w:w="150" w:type="dxa"/>
+            </w:tcMar>
+          </w:tcPr>
+          <w:p>
+            <w:r>
+              <w:rPr>
+                <w:b/>
+                <w:color w:val="C53030"/>
+                <w:sz w:val="19"/>
+              </w:rPr>
+              <w:t>Very High</w:t>
+            </w:r>
+          </w:p>
+        </w:tc>
+        <w:tc>
+          <w:tcPr>
+            <w:tcW w:type="dxa" w:w="4320"/>
+            <w:shd w:fill="FFFFFF"/>
+            <w:tcMar>
+              <w:top w:w="80" w:type="dxa"/>
+              <w:bottom w:w="80" w:type="dxa"/>
+              <w:left w:w="150" w:type="dxa"/>
+              <w:right w:w="150" w:type="dxa"/>
+            </w:tcMar>
+          </w:tcPr>
+          <w:p>
+            <w:r>
+              <w:rPr>
+                <w:b/>
+                <w:color w:val="2D3748"/>
+                <w:sz w:val="19"/>
+              </w:rPr>
+              <w:t>Orbital Velocity, Escape Velocity &amp; Kepler's Laws</w:t>
+            </w:r>
+          </w:p>
+        </w:tc>
+        <w:tc>
+          <w:tcPr>
+            <w:tcW w:type="dxa" w:w="1728"/>
+            <w:shd w:fill="FFFFFF"/>
+            <w:tcMar>
+              <w:top w:w="80" w:type="dxa"/>
+              <w:bottom w:w="80" w:type="dxa"/>
+              <w:left w:w="150" w:type="dxa"/>
+              <w:right w:w="150" w:type="dxa"/>
+            </w:tcMar>
+          </w:tcPr>
+          <w:p>
+            <w:r>
+              <w:rPr>
+                <w:sz w:val="19"/>
+              </w:rPr>
+              <w:t>109 PYQs</w:t>
+            </w:r>
+          </w:p>
+        </w:tc>
+        <w:tc>
+          <w:tcPr>
+            <w:tcW w:type="dxa" w:w="1872"/>
+            <w:shd w:fill="FFFFFF"/>
+            <w:tcMar>
+              <w:top w:w="80" w:type="dxa"/>
+              <w:bottom w:w="80" w:type="dxa"/>
+              <w:left w:w="150" w:type="dxa"/>
+              <w:right w:w="150" w:type="dxa"/>
+            </w:tcMar>
+          </w:tcPr>
+          <w:p>
+            <w:r>
+              <w:rPr>
+                <w:color w:val="718096"/>
+                <w:sz w:val="19"/>
+              </w:rPr>
+              <w:t>Satellites &amp; Orbits</w:t>
             </w:r>
           </w:p>
         </w:tc>
@@ -311,6 +398,98 @@
           </w:p>
         </w:tc>
       </w:tr>
+      <w:tr>
+        <w:tc>
+          <w:tcPr>
+            <w:tcW w:type="dxa" w:w="3600"/>
+            <w:shd w:fill="F7FAFC"/>
+            <w:tcMar>
+              <w:top w:w="100" w:type="dxa"/>
+              <w:bottom w:w="100" w:type="dxa"/>
+              <w:left w:w="150" w:type="dxa"/>
+              <w:right w:w="150" w:type="dxa"/>
+            </w:tcMar>
+          </w:tcPr>
+          <w:p>
+            <w:r>
+              <w:rPr>
+                <w:b/>
+                <w:color w:val="1A365D"/>
+                <w:sz w:val="19"/>
+              </w:rPr>
+              <w:t>Gravitational Field &amp; Potential</w:t>
+            </w:r>
+          </w:p>
+        </w:tc>
+        <w:tc>
+          <w:tcPr>
+            <w:tcW w:type="dxa" w:w="6480"/>
+            <w:shd w:fill="F7FAFC"/>
+            <w:tcMar>
+              <w:top w:w="100" w:type="dxa"/>
+              <w:bottom w:w="100" w:type="dxa"/>
+              <w:left w:w="150" w:type="dxa"/>
+              <w:right w:w="150" w:type="dxa"/>
+            </w:tcMar>
+          </w:tcPr>
+          <w:p>
+            <w:r>
+              <w:rPr>
+                <w:rFonts w:ascii="Cambria Math" w:hAnsi="Cambria Math"/>
+                <w:color w:val="2D3748"/>
+                <w:sz w:val="19"/>
+              </w:rPr>
+              <w:t>g_h \approx g\left(1 - \frac{2h}{R}\right) \; (h \ll R), \quad g_d = g\left(1 - \frac{d}{R}\right), \quad V(r) = -\frac{GM}{r}</w:t>
+            </w:r>
+          </w:p>
+        </w:tc>
+      </w:tr>
+      <w:tr>
+        <w:tc>
+          <w:tcPr>
+            <w:tcW w:type="dxa" w:w="3600"/>
+            <w:shd w:fill="FFFFFF"/>
+            <w:tcMar>
+              <w:top w:w="100" w:type="dxa"/>
+              <w:bottom w:w="100" w:type="dxa"/>
+              <w:left w:w="150" w:type="dxa"/>
+              <w:right w:w="150" w:type="dxa"/>
+            </w:tcMar>
+          </w:tcPr>
+          <w:p>
+            <w:r>
+              <w:rPr>
+                <w:b/>
+                <w:color w:val="1A365D"/>
+                <w:sz w:val="19"/>
+              </w:rPr>
+              <w:t>Orbital Velocity, Escape Velocity &amp; Kepler's Laws</w:t>
+            </w:r>
+          </w:p>
+        </w:tc>
+        <w:tc>
+          <w:tcPr>
+            <w:tcW w:type="dxa" w:w="6480"/>
+            <w:shd w:fill="FFFFFF"/>
+            <w:tcMar>
+              <w:top w:w="100" w:type="dxa"/>
+              <w:bottom w:w="100" w:type="dxa"/>
+              <w:left w:w="150" w:type="dxa"/>
+              <w:right w:w="150" w:type="dxa"/>
+            </w:tcMar>
+          </w:tcPr>
+          <w:p>
+            <w:r>
+              <w:rPr>
+                <w:rFonts w:ascii="Cambria Math" w:hAnsi="Cambria Math"/>
+                <w:color w:val="2D3748"/>
+                <w:sz w:val="19"/>
+              </w:rPr>
+              <w:t>v_e = \sqrt{\frac{2GM}{R}} = \sqrt{2gR} \approx 11.2\text{ km/s}, \quad v_o = \sqrt{\frac{GM}{r}}, \quad v_e = \sqrt{2}v_o, \quad T^2 = \frac{4\pi^2}{GM}r^3</w:t>
+            </w:r>
+          </w:p>
+        </w:tc>
+      </w:tr>
     </w:tbl>
     <w:p>
       <w:pPr>
@@ -338,7 +517,7 @@
           <w:color w:val="2B6CB0"/>
           <w:sz w:val="24"/>
         </w:rPr>
-        <w:t>3.1 Gravitation - Core Application (Very High Yield — 208 PYQs)</w:t>
+        <w:t>3.1 Gravitational Field &amp; Potential (Very High Yield — 115 PYQs)</w:t>
       </w:r>
     </w:p>
     <w:p>
@@ -353,7 +532,7 @@
         <w:rPr>
           <w:sz w:val="20"/>
         </w:rPr>
-        <w:t>Key problem pattern in Gravitation.</w:t>
+        <w:t>Newton's law of gravitation, variation of g with height, depth, and latitude λ (g' = g - ω^2 R cos^2λ).</w:t>
       </w:r>
     </w:p>
     <w:tbl>
@@ -391,7 +570,7 @@
                 <w:color w:val="2D3748"/>
                 <w:sz w:val="19"/>
               </w:rPr>
-              <w:t>Watch for algebraic and sign errors.</w:t>
+              <w:t>At h = R above Earth, g_h = (g / (1 + 1)^2) = (g / 4). The approximation (1 - 2h/R) fails when h is comparable to R!</w:t>
             </w:r>
           </w:p>
         </w:tc>
@@ -432,7 +611,7 @@
                 <w:color w:val="2D3748"/>
                 <w:sz w:val="19"/>
               </w:rPr>
-              <w:t>Verify dimensions and boundary conditions.</w:t>
+              <w:t>Decrease in g at height h is double the decrease at depth d for h = d \ll R.</w:t>
             </w:r>
           </w:p>
         </w:tc>
@@ -488,6 +667,187 @@
           <w:b/>
           <w:sz w:val="18"/>
         </w:rPr>
+        <w:t xml:space="preserve">[2026 Morning Shift] Q#2 (MCQ): </w:t>
+      </w:r>
+      <w:r>
+        <w:rPr>
+          <w:sz w:val="18"/>
+        </w:rPr>
+        <w:t xml:space="preserve">"When one moves from a point 16 km below the earth's surface to a point 16 km above the earth's surface. The change in g is approximately $\a..."  </w:t>
+      </w:r>
+      <w:r>
+        <w:rPr>
+          <w:b/>
+          <w:color w:val="2B6CB0"/>
+          <w:sz w:val="18"/>
+        </w:rPr>
+        <w:t>[Ans: B]</w:t>
+      </w:r>
+    </w:p>
+    <w:p>
+      <w:pPr>
+        <w:pStyle w:val="ListBullet"/>
+        <w:spacing w:after="40"/>
+      </w:pPr>
+      <w:r>
+        <w:rPr>
+          <w:b/>
+          <w:sz w:val="18"/>
+        </w:rPr>
+        <w:t xml:space="preserve">[2026 Morning Shift] Q#2 (MCQ): </w:t>
+      </w:r>
+      <w:r>
+        <w:rPr>
+          <w:sz w:val="18"/>
+        </w:rPr>
+        <w:t xml:space="preserve">"Three masses 200kg,300kg and 400 kg are placed at the vertices of an equilateral triangle with sides 20 m . They are rearranged on the ver..."  </w:t>
+      </w:r>
+      <w:r>
+        <w:rPr>
+          <w:b/>
+          <w:color w:val="2B6CB0"/>
+          <w:sz w:val="18"/>
+        </w:rPr>
+        <w:t>[Ans: B]</w:t>
+      </w:r>
+    </w:p>
+    <w:p>
+      <w:pPr>
+        <w:spacing w:after="120"/>
+      </w:pPr>
+    </w:p>
+    <w:p>
+      <w:pPr>
+        <w:pStyle w:val="Heading2"/>
+      </w:pPr>
+      <w:r>
+        <w:rPr>
+          <w:color w:val="2B6CB0"/>
+          <w:sz w:val="24"/>
+        </w:rPr>
+        <w:t>3.2 Orbital Velocity, Escape Velocity &amp; Kepler's Laws (Very High Yield — 109 PYQs)</w:t>
+      </w:r>
+    </w:p>
+    <w:p>
+      <w:r>
+        <w:rPr>
+          <w:b/>
+          <w:sz w:val="20"/>
+        </w:rPr>
+        <w:t xml:space="preserve">Core Principle: </w:t>
+      </w:r>
+      <w:r>
+        <w:rPr>
+          <w:sz w:val="20"/>
+        </w:rPr>
+        <w:t>Orbital mechanics of satellites, escape speed from planetary surfaces, and Kepler's three laws of planetary motion.</w:t>
+      </w:r>
+    </w:p>
+    <w:tbl>
+      <w:tblPr>
+        <w:tblW w:type="auto" w:w="0"/>
+        <w:jc w:val="center"/>
+        <w:tblLook w:firstColumn="1" w:firstRow="1" w:lastColumn="0" w:lastRow="0" w:noHBand="0" w:noVBand="1" w:val="04A0"/>
+      </w:tblPr>
+      <w:tblGrid>
+        <w:gridCol w:w="10080"/>
+      </w:tblGrid>
+      <w:tr>
+        <w:tc>
+          <w:tcPr>
+            <w:tcW w:type="dxa" w:w="10080"/>
+            <w:shd w:fill="FFF5F5"/>
+            <w:tcMar>
+              <w:top w:w="100" w:type="dxa"/>
+              <w:bottom w:w="100" w:type="dxa"/>
+              <w:left w:w="150" w:type="dxa"/>
+              <w:right w:w="150" w:type="dxa"/>
+            </w:tcMar>
+          </w:tcPr>
+          <w:p>
+            <w:r>
+              <w:rPr>
+                <w:b/>
+                <w:color w:val="C53030"/>
+                <w:sz w:val="19"/>
+              </w:rPr>
+              <w:t xml:space="preserve">⚠️ Common Trap / JEE Pitfall: </w:t>
+            </w:r>
+            <w:r>
+              <w:rPr>
+                <w:color w:val="2D3748"/>
+                <w:sz w:val="19"/>
+              </w:rPr>
+              <w:t>Total energy of a bound satellite is negative: E = -K = (1 / 2)U = -(GMm / 2r).</w:t>
+            </w:r>
+          </w:p>
+        </w:tc>
+      </w:tr>
+    </w:tbl>
+    <w:tbl>
+      <w:tblPr>
+        <w:tblW w:type="auto" w:w="0"/>
+        <w:jc w:val="center"/>
+        <w:tblLook w:firstColumn="1" w:firstRow="1" w:lastColumn="0" w:lastRow="0" w:noHBand="0" w:noVBand="1" w:val="04A0"/>
+      </w:tblPr>
+      <w:tblGrid>
+        <w:gridCol w:w="10080"/>
+      </w:tblGrid>
+      <w:tr>
+        <w:tc>
+          <w:tcPr>
+            <w:tcW w:type="dxa" w:w="10080"/>
+            <w:shd w:fill="F0FFF4"/>
+            <w:tcMar>
+              <w:top w:w="100" w:type="dxa"/>
+              <w:bottom w:w="100" w:type="dxa"/>
+              <w:left w:w="150" w:type="dxa"/>
+              <w:right w:w="150" w:type="dxa"/>
+            </w:tcMar>
+          </w:tcPr>
+          <w:p>
+            <w:r>
+              <w:rPr>
+                <w:b/>
+                <w:color w:val="276749"/>
+                <w:sz w:val="19"/>
+              </w:rPr>
+              <w:t xml:space="preserve">💡 Speed Hack / Trick: </w:t>
+            </w:r>
+            <w:r>
+              <w:rPr>
+                <w:color w:val="2D3748"/>
+                <w:sz w:val="19"/>
+              </w:rPr>
+              <w:t>Geostationary satellite period is 24 hours, orbits at height ≈ 36,000 km strictly in the equatorial plane from West to East.</w:t>
+            </w:r>
+          </w:p>
+        </w:tc>
+      </w:tr>
+    </w:tbl>
+    <w:p>
+      <w:pPr>
+        <w:spacing w:before="120" w:after="40"/>
+      </w:pPr>
+      <w:r>
+        <w:rPr>
+          <w:b/>
+          <w:color w:val="1A365D"/>
+          <w:sz w:val="19"/>
+        </w:rPr>
+        <w:t>Source PYQs testing this concept:</w:t>
+      </w:r>
+    </w:p>
+    <w:p>
+      <w:pPr>
+        <w:pStyle w:val="ListBullet"/>
+        <w:spacing w:after="40"/>
+      </w:pPr>
+      <w:r>
+        <w:rPr>
+          <w:b/>
+          <w:sz w:val="18"/>
+        </w:rPr>
         <w:t xml:space="preserve">[2026 Morning Shift] Q#1 (MCQ): </w:t>
       </w:r>
       <w:r>
@@ -530,6 +890,33 @@
           <w:sz w:val="18"/>
         </w:rPr>
         <w:t>[Ans: A]</w:t>
+      </w:r>
+    </w:p>
+    <w:p>
+      <w:pPr>
+        <w:pStyle w:val="ListBullet"/>
+        <w:spacing w:after="40"/>
+      </w:pPr>
+      <w:r>
+        <w:rPr>
+          <w:b/>
+          <w:sz w:val="18"/>
+        </w:rPr>
+        <w:t xml:space="preserve">[2026 Morning Shift] Q#2 (MCQ): </w:t>
+      </w:r>
+      <w:r>
+        <w:rPr>
+          <w:sz w:val="18"/>
+        </w:rPr>
+        <w:t xml:space="preserve">"Initially a satellite of 100 kg is in a circular orbit of radius 1.5R_(E) . This satellite can be moved to a circular orbit of radius $3R_..."  </w:t>
+      </w:r>
+      <w:r>
+        <w:rPr>
+          <w:b/>
+          <w:color w:val="2B6CB0"/>
+          <w:sz w:val="18"/>
+        </w:rPr>
+        <w:t>[Ans: B]</w:t>
       </w:r>
     </w:p>
     <w:p>
@@ -662,6 +1049,129 @@
               <w:t>Solution Analysis:</w:t>
               <w:br/>
               <w:t>The potential energy (U) of a mass m at a distance r from the centre of the Earth is: U=-\fracGM_(e)mr As we know that g=\fracGM_(e)R_(e)^2 , so GM_(e)=gR_(e)^2 . U=-\fracmgR_(e)^2r At the surface of the Earth, the distance from the centre is r_(1)=R_(e) : So, the initial gravitational potential energy of body is; U_(i)=-\fracmgR_(e)^2R_(e)=-mgR_(e) The body is taken to a height ℎ=2R_(e) above the surface. The distance from the centre is r_(2)=R_(e)+ℎ=R_(e)+2R_(e)=3R_(e): U_(f)=-\fracmgR_(e)^23R_(e)=-(1 / 3)mgR_(e) So, the increase in potential energy is; Δ U=U_(f)-U_(i) ⇒ Δ U=(-(1 / 3)mgR_(e))-(-mgR_(e)) ⇒ Δ U=mgR_(e)-(1 / 3)mgR_(e) ⇒ Δ U=(2 / 3)mgR_(e) Therefore, the increase in potential energy is (2 / 3)mgR_(e) . Thus, the correct option is (D).</w:t>
+            </w:r>
+          </w:p>
+        </w:tc>
+      </w:tr>
+    </w:tbl>
+    <w:p>
+      <w:pPr>
+        <w:spacing w:after="120"/>
+      </w:pPr>
+    </w:p>
+    <w:p>
+      <w:pPr>
+        <w:spacing w:before="160" w:after="40"/>
+      </w:pPr>
+      <w:r>
+        <w:rPr>
+          <w:b/>
+          <w:color w:val="1A365D"/>
+          <w:sz w:val="22"/>
+        </w:rPr>
+        <w:t>Benchmark Problem 2: JEE Main 2026 (Online) 2nd April Morning Shift (Q#1)</w:t>
+      </w:r>
+    </w:p>
+    <w:p>
+      <w:pPr>
+        <w:spacing w:after="80"/>
+      </w:pPr>
+      <w:r>
+        <w:rPr>
+          <w:sz w:val="20"/>
+        </w:rPr>
+        <w:t>A planet ( P_(1) ) is moving around the star of mass 2M in the orbit of radius R . Another planet ( P_(2) ) is moving around another star of mass 4M in a orbit of radius 2R . Ratio of time periods of revolution of P_(2) and P_(1) is ________.</w:t>
+      </w:r>
+    </w:p>
+    <w:p>
+      <w:pPr>
+        <w:pStyle w:val="ListBullet"/>
+        <w:spacing w:after="20"/>
+      </w:pPr>
+      <w:r>
+        <w:rPr>
+          <w:sz w:val="19"/>
+        </w:rPr>
+        <w:t>(A) (1 / 2)</w:t>
+      </w:r>
+    </w:p>
+    <w:p>
+      <w:pPr>
+        <w:pStyle w:val="ListBullet"/>
+        <w:spacing w:after="20"/>
+      </w:pPr>
+      <w:r>
+        <w:rPr>
+          <w:b/>
+          <w:color w:val="276749"/>
+          <w:sz w:val="19"/>
+        </w:rPr>
+        <w:t>(B) 2</w:t>
+      </w:r>
+    </w:p>
+    <w:p>
+      <w:pPr>
+        <w:pStyle w:val="ListBullet"/>
+        <w:spacing w:after="20"/>
+      </w:pPr>
+      <w:r>
+        <w:rPr>
+          <w:sz w:val="19"/>
+        </w:rPr>
+        <w:t>(C) 4</w:t>
+      </w:r>
+    </w:p>
+    <w:p>
+      <w:pPr>
+        <w:pStyle w:val="ListBullet"/>
+        <w:spacing w:after="20"/>
+      </w:pPr>
+      <w:r>
+        <w:rPr>
+          <w:sz w:val="19"/>
+        </w:rPr>
+        <w:t>(D) (1 / 4)</w:t>
+      </w:r>
+    </w:p>
+    <w:tbl>
+      <w:tblPr>
+        <w:tblW w:type="auto" w:w="0"/>
+        <w:jc w:val="center"/>
+        <w:tblLook w:firstColumn="1" w:firstRow="1" w:lastColumn="0" w:lastRow="0" w:noHBand="0" w:noVBand="1" w:val="04A0"/>
+      </w:tblPr>
+      <w:tblGrid>
+        <w:gridCol w:w="10080"/>
+      </w:tblGrid>
+      <w:tr>
+        <w:tc>
+          <w:tcPr>
+            <w:tcW w:type="dxa" w:w="10080"/>
+            <w:shd w:fill="F7FAFC"/>
+            <w:tcMar>
+              <w:top w:w="100" w:type="dxa"/>
+              <w:bottom w:w="100" w:type="dxa"/>
+              <w:left w:w="150" w:type="dxa"/>
+              <w:right w:w="150" w:type="dxa"/>
+            </w:tcMar>
+          </w:tcPr>
+          <w:p>
+            <w:r>
+              <w:rPr>
+                <w:b/>
+                <w:color w:val="1A365D"/>
+                <w:sz w:val="19"/>
+              </w:rPr>
+              <w:t>Correct Answer: B</w:t>
+              <w:br/>
+            </w:r>
+            <w:r>
+              <w:rPr>
+                <w:color w:val="2D3748"/>
+                <w:sz w:val="18"/>
+              </w:rPr>
+              <w:t>Solution Analysis:</w:t>
+              <w:br/>
+              <w:t>For a planet of mass m orbiting a star of mass M_(s) at a distance r , the gravitational force provides the necessary centripetal force for circular motion. Centripetal Force = Gravitational Force \fracmv^2r=\fracGM_(s)mr^2 So, the orbital velocity v : v=√(\fracGM_(s))r The time period T is the time taken to complete one full orbit of circumference 2π r : T=(2π r / v)=\frac2π r√(\fracGM_(s))r=\frac2π r√(r)√(GM_(s)) T=\frac2π r^3/2√(GM_(s)) On squaring both sides T^2=\frac4π^2r^3GM_(s) ⇒ T∝√(\fracr^3)M_(s) For planet P_(1) , M_(s1)=2M and r_(1)=R . T_(1)∝√(\fracR^3)2M For Planet P_(2) , M_(s2)=4M and r_(2)=2R . T_(2)∝√(\frac(2R)^3)4M=√(\frac8R^3)4M=√(\frac2R^3)M So, the ratio of time periods is: \fracT_(2)T_(1)=\frac√(\frac2R^3)M√(\fracR^3)2M=√(\frac2R^3)M × \frac2MR^3 \fracT_(2)T_(1)=√(4)=2 Therefore, the ratio of the time periods of revolution of P_(2) and P_(1) is 2 . Thus, the correct option is (B).</w:t>
             </w:r>
           </w:p>
         </w:tc>

--- a/data/exports/gravitation_revision_notes.docx
+++ b/data/exports/gravitation_revision_notes.docx
@@ -209,7 +209,7 @@
               <w:rPr>
                 <w:sz w:val="19"/>
               </w:rPr>
-              <w:t>115 PYQs</w:t>
+              <w:t>129 PYQs</w:t>
             </w:r>
           </w:p>
         </w:tc>
@@ -296,7 +296,7 @@
               <w:rPr>
                 <w:sz w:val="19"/>
               </w:rPr>
-              <w:t>109 PYQs</w:t>
+              <w:t>88 PYQs</w:t>
             </w:r>
           </w:p>
         </w:tc>
@@ -517,7 +517,7 @@
           <w:color w:val="2B6CB0"/>
           <w:sz w:val="24"/>
         </w:rPr>
-        <w:t>3.1 Gravitational Field &amp; Potential (Very High Yield — 115 PYQs)</w:t>
+        <w:t>3.1 Gravitational Field &amp; Potential (Very High Yield — 129 PYQs)</w:t>
       </w:r>
     </w:p>
     <w:p>
@@ -667,13 +667,13 @@
           <w:b/>
           <w:sz w:val="18"/>
         </w:rPr>
-        <w:t xml:space="preserve">[2026 Morning Shift] Q#2 (MCQ): </w:t>
+        <w:t xml:space="preserve">[2026 Morning Shift] Q#1 (MCQ): </w:t>
       </w:r>
       <w:r>
         <w:rPr>
           <w:sz w:val="18"/>
         </w:rPr>
-        <w:t xml:space="preserve">"When one moves from a point 16 km below the earth's surface to a point 16 km above the earth's surface. The change in g is approximately $\a..."  </w:t>
+        <w:t xml:space="preserve">"Net gravitational force at the center of a square is found to be F_(1) when four particles having mass M,2M,3M and 4M are placed at th..."  </w:t>
       </w:r>
       <w:r>
         <w:rPr>
@@ -681,7 +681,7 @@
           <w:color w:val="2B6CB0"/>
           <w:sz w:val="18"/>
         </w:rPr>
-        <w:t>[Ans: B]</w:t>
+        <w:t>[Ans: A]</w:t>
       </w:r>
     </w:p>
     <w:p>
@@ -700,7 +700,7 @@
         <w:rPr>
           <w:sz w:val="18"/>
         </w:rPr>
-        <w:t xml:space="preserve">"Three masses 200kg,300kg and 400 kg are placed at the vertices of an equilateral triangle with sides 20 m . They are rearranged on the ver..."  </w:t>
+        <w:t xml:space="preserve">"When one moves from a point 16 km below the earth's surface to a point 16 km above the earth's surface. The change in g is approximately $\a..."  </w:t>
       </w:r>
       <w:r>
         <w:rPr>
@@ -725,7 +725,7 @@
           <w:color w:val="2B6CB0"/>
           <w:sz w:val="24"/>
         </w:rPr>
-        <w:t>3.2 Orbital Velocity, Escape Velocity &amp; Kepler's Laws (Very High Yield — 109 PYQs)</w:t>
+        <w:t>3.2 Orbital Velocity, Escape Velocity &amp; Kepler's Laws (Very High Yield — 88 PYQs)</w:t>
       </w:r>
     </w:p>
     <w:p>
@@ -875,33 +875,6 @@
           <w:b/>
           <w:sz w:val="18"/>
         </w:rPr>
-        <w:t xml:space="preserve">[2026 Morning Shift] Q#1 (MCQ): </w:t>
-      </w:r>
-      <w:r>
-        <w:rPr>
-          <w:sz w:val="18"/>
-        </w:rPr>
-        <w:t xml:space="preserve">"Net gravitational force at the center of a square is found to be F_(1) when four particles having mass M,2M,3M and 4M are placed at th..."  </w:t>
-      </w:r>
-      <w:r>
-        <w:rPr>
-          <w:b/>
-          <w:color w:val="2B6CB0"/>
-          <w:sz w:val="18"/>
-        </w:rPr>
-        <w:t>[Ans: A]</w:t>
-      </w:r>
-    </w:p>
-    <w:p>
-      <w:pPr>
-        <w:pStyle w:val="ListBullet"/>
-        <w:spacing w:after="40"/>
-      </w:pPr>
-      <w:r>
-        <w:rPr>
-          <w:b/>
-          <w:sz w:val="18"/>
-        </w:rPr>
         <w:t xml:space="preserve">[2026 Morning Shift] Q#2 (MCQ): </w:t>
       </w:r>
       <w:r>
@@ -917,6 +890,33 @@
           <w:sz w:val="18"/>
         </w:rPr>
         <w:t>[Ans: B]</w:t>
+      </w:r>
+    </w:p>
+    <w:p>
+      <w:pPr>
+        <w:pStyle w:val="ListBullet"/>
+        <w:spacing w:after="40"/>
+      </w:pPr>
+      <w:r>
+        <w:rPr>
+          <w:b/>
+          <w:sz w:val="18"/>
+        </w:rPr>
+        <w:t xml:space="preserve">[2026 Evening Shift] Q#3 (MCQ): </w:t>
+      </w:r>
+      <w:r>
+        <w:rPr>
+          <w:sz w:val="18"/>
+        </w:rPr>
+        <w:t xml:space="preserve">"Given below are two statements : Statement I : A satellite is moving around earth in the orbit very close to the earth surface. The time per..."  </w:t>
+      </w:r>
+      <w:r>
+        <w:rPr>
+          <w:b/>
+          <w:color w:val="2B6CB0"/>
+          <w:sz w:val="18"/>
+        </w:rPr>
+        <w:t>[Ans: C]</w:t>
       </w:r>
     </w:p>
     <w:p>
